--- a/Seminario de Sistemas/Clases/Clase 4 - Metodologias agiles/Taller_Estudiante_Clase_4_Patrones_Diseno.md.docx
+++ b/Seminario de Sistemas/Clases/Clase 4 - Metodologias agiles/Taller_Estudiante_Clase_4_Patrones_Diseno.md.docx
@@ -754,7 +754,7 @@
           <w:color w:val="1f1f1f"/>
           <w:rtl w:val="0"/>
         </w:rPr>
-        <w:t xml:space="preserve">Al igual que la sesión anterior, toma una captura de pantalla o exporta tu diagrama a PNG desde Mermaid. Pega la imagen junto con todo el código fuente generado en un documento de Word/PDF y súbelo al Campus Virtual de la Clase 4.</w:t>
+        <w:t>Al igual que la sesión anterior, toma una captura de pantalla o exporta tu diagrama a PNG desde Mermaid. Pega la imagen junto con todo el código fuente generado en un documento de Word/PDF y súbelo al ExamLab de la Clase 4.</w:t>
       </w:r>
     </w:p>
     <w:sectPr>
